--- a/Exc3/ADR.docx
+++ b/Exc3/ADR.docx
@@ -2,6 +2,306 @@
 <file path=word/document.xml><?xml version="1.0" encoding="utf-8"?>
 <w:document xmlns:wpc="http://schemas.microsoft.com/office/word/2010/wordprocessingCanvas" xmlns:cx="http://schemas.microsoft.com/office/drawing/2014/chartex" xmlns:cx1="http://schemas.microsoft.com/office/drawing/2015/9/8/chartex" xmlns:cx2="http://schemas.microsoft.com/office/drawing/2015/10/21/chartex" xmlns:cx3="http://schemas.microsoft.com/office/drawing/2016/5/9/chartex" xmlns:cx4="http://schemas.microsoft.com/office/drawing/2016/5/10/chartex" xmlns:cx5="http://schemas.microsoft.com/office/drawing/2016/5/11/chartex" xmlns:cx6="http://schemas.microsoft.com/office/drawing/2016/5/12/chartex" xmlns:cx7="http://schemas.microsoft.com/office/drawing/2016/5/13/chartex" xmlns:cx8="http://schemas.microsoft.com/office/drawing/2016/5/14/chartex" xmlns:mc="http://schemas.openxmlformats.org/markup-compatibility/2006" xmlns:aink="http://schemas.microsoft.com/office/drawing/2016/ink" xmlns:am3d="http://schemas.microsoft.com/office/drawing/2017/model3d" xmlns:o="urn:schemas-microsoft-com:office:office" xmlns:r="http://schemas.openxmlformats.org/officeDocument/2006/relationships" xmlns:m="http://schemas.openxmlformats.org/officeDocument/2006/math" xmlns:v="urn:schemas-microsoft-com:vml" xmlns:wp14="http://schemas.microsoft.com/office/word/2010/wordprocessingDrawing" xmlns:wp="http://schemas.openxmlformats.org/drawingml/2006/wordprocessingDrawing" xmlns:w10="urn:schemas-microsoft-com:office:word" xmlns:w="http://schemas.openxmlformats.org/wordprocessingml/2006/main" xmlns:w14="http://schemas.microsoft.com/office/word/2010/wordml" xmlns:w15="http://schemas.microsoft.com/office/word/2012/wordml" xmlns:w16cex="http://schemas.microsoft.com/office/word/2018/wordml/cex" xmlns:w16cid="http://schemas.microsoft.com/office/word/2016/wordml/cid" xmlns:w16="http://schemas.microsoft.com/office/word/2018/wordml" xmlns:w16se="http://schemas.microsoft.com/office/word/2015/wordml/symex" xmlns:wpg="http://schemas.microsoft.com/office/word/2010/wordprocessingGroup" xmlns:wpi="http://schemas.microsoft.com/office/word/2010/wordprocessingInk" xmlns:wne="http://schemas.microsoft.com/office/word/2006/wordml" xmlns:wps="http://schemas.microsoft.com/office/word/2010/wordprocessingShape" mc:Ignorable="w14 w15 w16se w16cid w16 w16cex wp14">
   <w:body>
+    <w:p>
+      <w:pPr>
+        <w:pStyle w:val="3"/>
+        <w:keepNext w:val="0"/>
+        <w:keepLines w:val="0"/>
+        <w:spacing w:before="280"/>
+        <w:rPr>
+          <w:rFonts w:ascii="Times New Roman" w:hAnsi="Times New Roman" w:cs="Times New Roman"/>
+          <w:b/>
+          <w:color w:val="943634" w:themeColor="accent2" w:themeShade="BF"/>
+          <w:sz w:val="26"/>
+          <w:szCs w:val="26"/>
+          <w:lang w:val="ru-RU"/>
+        </w:rPr>
+      </w:pPr>
+      <w:r>
+        <w:rPr>
+          <w:rFonts w:ascii="Times New Roman" w:hAnsi="Times New Roman" w:cs="Times New Roman"/>
+          <w:b/>
+          <w:color w:val="943634" w:themeColor="accent2" w:themeShade="BF"/>
+          <w:sz w:val="26"/>
+          <w:szCs w:val="26"/>
+          <w:lang w:val="ru-RU"/>
+        </w:rPr>
+        <w:t>Объясняю вашу проблему:</w:t>
+      </w:r>
+    </w:p>
+    <w:p>
+      <w:pPr>
+        <w:jc w:val="both"/>
+        <w:rPr>
+          <w:color w:val="943634" w:themeColor="accent2" w:themeShade="BF"/>
+          <w:lang w:val="ru-RU"/>
+        </w:rPr>
+      </w:pPr>
+      <w:r>
+        <w:rPr>
+          <w:color w:val="943634" w:themeColor="accent2" w:themeShade="BF"/>
+          <w:lang w:val="ru-RU"/>
+        </w:rPr>
+        <w:t>Вы хотите добавить новую бизнес возможность в систему, чтобы увеличить пассажиропоток. Но ваша система на данный момент перегружена и фактически принять новый поток не может. Большой вопрос, сможет ли ваша текущая система справиться с внезапным ростом текущего потока</w:t>
+      </w:r>
+      <w:r>
+        <w:rPr>
+          <w:color w:val="943634" w:themeColor="accent2" w:themeShade="BF"/>
+          <w:lang w:val="ru-RU"/>
+        </w:rPr>
+        <w:t xml:space="preserve"> и без всяких цифровизаций</w:t>
+      </w:r>
+      <w:r>
+        <w:rPr>
+          <w:color w:val="943634" w:themeColor="accent2" w:themeShade="BF"/>
+          <w:lang w:val="ru-RU"/>
+        </w:rPr>
+        <w:t xml:space="preserve">. Соответственно вопрос руководству – может стоит сначала решить текущую проблему и сделать запас производительности на будущее, а не гнаться за синицей в небе? </w:t>
+      </w:r>
+    </w:p>
+    <w:p>
+      <w:pPr>
+        <w:jc w:val="both"/>
+        <w:rPr>
+          <w:color w:val="943634" w:themeColor="accent2" w:themeShade="BF"/>
+          <w:lang w:val="ru-RU"/>
+        </w:rPr>
+      </w:pPr>
+      <w:r>
+        <w:rPr>
+          <w:color w:val="943634" w:themeColor="accent2" w:themeShade="BF"/>
+          <w:lang w:val="ru-RU"/>
+        </w:rPr>
+        <w:t xml:space="preserve">Соответственно, делая эту </w:t>
+      </w:r>
+      <w:r>
+        <w:rPr>
+          <w:color w:val="943634" w:themeColor="accent2" w:themeShade="BF"/>
+          <w:lang w:val="en-US"/>
+        </w:rPr>
+        <w:t>MVP</w:t>
+      </w:r>
+      <w:r>
+        <w:rPr>
+          <w:color w:val="943634" w:themeColor="accent2" w:themeShade="BF"/>
+          <w:lang w:val="ru-RU"/>
+        </w:rPr>
+        <w:t xml:space="preserve"> вам всё равно </w:t>
+      </w:r>
+      <w:r>
+        <w:rPr>
+          <w:color w:val="943634" w:themeColor="accent2" w:themeShade="BF"/>
+          <w:lang w:val="ru-RU"/>
+        </w:rPr>
+        <w:t xml:space="preserve">рано или поздно </w:t>
+      </w:r>
+      <w:r>
+        <w:rPr>
+          <w:color w:val="943634" w:themeColor="accent2" w:themeShade="BF"/>
+          <w:lang w:val="ru-RU"/>
+        </w:rPr>
+        <w:t>придется менять базу и</w:t>
+      </w:r>
+      <w:r>
+        <w:rPr>
+          <w:color w:val="943634" w:themeColor="accent2" w:themeShade="BF"/>
+          <w:lang w:val="ru-RU"/>
+        </w:rPr>
+        <w:t xml:space="preserve"> соответственно</w:t>
+      </w:r>
+      <w:r>
+        <w:rPr>
+          <w:color w:val="943634" w:themeColor="accent2" w:themeShade="BF"/>
+          <w:lang w:val="ru-RU"/>
+        </w:rPr>
+        <w:t xml:space="preserve"> переделывать цифровизацию.</w:t>
+      </w:r>
+    </w:p>
+    <w:p>
+      <w:pPr>
+        <w:jc w:val="both"/>
+        <w:rPr>
+          <w:color w:val="943634" w:themeColor="accent2" w:themeShade="BF"/>
+          <w:lang w:val="ru-RU"/>
+        </w:rPr>
+      </w:pPr>
+      <w:r>
+        <w:rPr>
+          <w:color w:val="943634" w:themeColor="accent2" w:themeShade="BF"/>
+          <w:lang w:val="ru-RU"/>
+        </w:rPr>
+        <w:t xml:space="preserve">Вы ответите – ну давай делай </w:t>
+      </w:r>
+      <w:r>
+        <w:rPr>
+          <w:color w:val="943634" w:themeColor="accent2" w:themeShade="BF"/>
+          <w:lang w:val="en-US"/>
+        </w:rPr>
+        <w:t>MVP</w:t>
+      </w:r>
+      <w:r>
+        <w:rPr>
+          <w:color w:val="943634" w:themeColor="accent2" w:themeShade="BF"/>
+          <w:lang w:val="ru-RU"/>
+        </w:rPr>
+        <w:t xml:space="preserve"> так, чтобы он не зависел от текущей базы и смог работать независимо от будущих изменений АБС.</w:t>
+      </w:r>
+    </w:p>
+    <w:p>
+      <w:pPr>
+        <w:jc w:val="both"/>
+        <w:rPr>
+          <w:color w:val="943634" w:themeColor="accent2" w:themeShade="BF"/>
+          <w:lang w:val="ru-RU"/>
+        </w:rPr>
+      </w:pPr>
+      <w:r>
+        <w:rPr>
+          <w:color w:val="943634" w:themeColor="accent2" w:themeShade="BF"/>
+          <w:lang w:val="ru-RU"/>
+        </w:rPr>
+        <w:t xml:space="preserve">Но, извините меня, я так и сделал в текущем предложенном мной </w:t>
+      </w:r>
+      <w:r>
+        <w:rPr>
+          <w:color w:val="943634" w:themeColor="accent2" w:themeShade="BF"/>
+          <w:lang w:val="en-US"/>
+        </w:rPr>
+        <w:t>MVP</w:t>
+      </w:r>
+      <w:r>
+        <w:rPr>
+          <w:color w:val="943634" w:themeColor="accent2" w:themeShade="BF"/>
+          <w:lang w:val="ru-RU"/>
+        </w:rPr>
+        <w:t>. Но как не делай новы</w:t>
+      </w:r>
+      <w:r>
+        <w:rPr>
+          <w:color w:val="943634" w:themeColor="accent2" w:themeShade="BF"/>
+          <w:lang w:val="ru-RU"/>
+        </w:rPr>
+        <w:t>й</w:t>
+      </w:r>
+      <w:r>
+        <w:rPr>
+          <w:color w:val="943634" w:themeColor="accent2" w:themeShade="BF"/>
+          <w:lang w:val="ru-RU"/>
+        </w:rPr>
+        <w:t xml:space="preserve"> функционал, он будет приводить к росу трафика, который ваша система выдержать уже не может. </w:t>
+      </w:r>
+      <w:r>
+        <w:rPr>
+          <w:color w:val="943634" w:themeColor="accent2" w:themeShade="BF"/>
+          <w:lang w:val="ru-RU"/>
+        </w:rPr>
+        <w:t xml:space="preserve">Ну поставите вы </w:t>
+      </w:r>
+      <w:r>
+        <w:rPr>
+          <w:color w:val="943634" w:themeColor="accent2" w:themeShade="BF"/>
+          <w:lang w:val="en-US"/>
+        </w:rPr>
+        <w:t>Kafka</w:t>
+      </w:r>
+      <w:r>
+        <w:rPr>
+          <w:color w:val="943634" w:themeColor="accent2" w:themeShade="BF"/>
+          <w:lang w:val="ru-RU"/>
+        </w:rPr>
+        <w:t xml:space="preserve"> перед входом АБС, а случиться момент, когда АБС будет перегружена запросами из офиса и задачи никогда не заберет.</w:t>
+      </w:r>
+    </w:p>
+    <w:p>
+      <w:pPr>
+        <w:jc w:val="both"/>
+        <w:rPr>
+          <w:color w:val="943634" w:themeColor="accent2" w:themeShade="BF"/>
+          <w:lang w:val="ru-RU"/>
+        </w:rPr>
+      </w:pPr>
+      <w:r>
+        <w:rPr>
+          <w:color w:val="943634" w:themeColor="accent2" w:themeShade="BF"/>
+          <w:lang w:val="ru-RU"/>
+        </w:rPr>
+        <w:t>Н</w:t>
+      </w:r>
+      <w:r>
+        <w:rPr>
+          <w:color w:val="943634" w:themeColor="accent2" w:themeShade="BF"/>
+          <w:lang w:val="ru-RU"/>
+        </w:rPr>
+        <w:t>авешивани</w:t>
+      </w:r>
+      <w:r>
+        <w:rPr>
+          <w:color w:val="943634" w:themeColor="accent2" w:themeShade="BF"/>
+          <w:lang w:val="ru-RU"/>
+        </w:rPr>
+        <w:t>е</w:t>
+      </w:r>
+      <w:r>
+        <w:rPr>
+          <w:color w:val="943634" w:themeColor="accent2" w:themeShade="BF"/>
+          <w:lang w:val="ru-RU"/>
+        </w:rPr>
+        <w:t xml:space="preserve"> всяких очередей, менеджеров задач, </w:t>
+      </w:r>
+      <w:r>
+        <w:rPr>
+          <w:color w:val="943634" w:themeColor="accent2" w:themeShade="BF"/>
+          <w:lang w:val="en-US"/>
+        </w:rPr>
+        <w:t>Kafka</w:t>
+      </w:r>
+      <w:r>
+        <w:rPr>
+          <w:color w:val="943634" w:themeColor="accent2" w:themeShade="BF"/>
+          <w:lang w:val="ru-RU"/>
+        </w:rPr>
+        <w:t xml:space="preserve"> – это </w:t>
+      </w:r>
+      <w:r>
+        <w:rPr>
+          <w:color w:val="943634" w:themeColor="accent2" w:themeShade="BF"/>
+          <w:lang w:val="ru-RU"/>
+        </w:rPr>
+        <w:t xml:space="preserve">нарушение принципа единой ответственности </w:t>
+      </w:r>
+      <w:r>
+        <w:rPr>
+          <w:color w:val="943634" w:themeColor="accent2" w:themeShade="BF"/>
+          <w:lang w:val="en-US"/>
+        </w:rPr>
+        <w:t>MVP</w:t>
+      </w:r>
+      <w:r>
+        <w:rPr>
+          <w:color w:val="943634" w:themeColor="accent2" w:themeShade="BF"/>
+          <w:lang w:val="ru-RU"/>
+        </w:rPr>
+        <w:t>. Этот костыль можно навесить и сейчас отдельным проектом без новых бизнес возможностей.</w:t>
+      </w:r>
+    </w:p>
+    <w:p>
+      <w:pPr>
+        <w:pStyle w:val="3"/>
+        <w:keepNext w:val="0"/>
+        <w:keepLines w:val="0"/>
+        <w:spacing w:before="280"/>
+        <w:rPr>
+          <w:rFonts w:ascii="Times New Roman" w:hAnsi="Times New Roman" w:cs="Times New Roman"/>
+          <w:b/>
+          <w:color w:val="000000"/>
+          <w:sz w:val="26"/>
+          <w:szCs w:val="26"/>
+          <w:lang w:val="ru-RU"/>
+        </w:rPr>
+      </w:pPr>
+      <w:bookmarkStart w:id="0" w:name="_GoBack"/>
+      <w:bookmarkEnd w:id="0"/>
+    </w:p>
     <w:p>
       <w:pPr>
         <w:pStyle w:val="3"/>
@@ -207,8 +507,8 @@
         <w:tblLook w:val="0600" w:firstRow="0" w:lastRow="0" w:firstColumn="0" w:lastColumn="0" w:noHBand="1" w:noVBand="1"/>
       </w:tblPr>
       <w:tblGrid>
-        <w:gridCol w:w="465"/>
-        <w:gridCol w:w="1793"/>
+        <w:gridCol w:w="557"/>
+        <w:gridCol w:w="1701"/>
         <w:gridCol w:w="2835"/>
         <w:gridCol w:w="3112"/>
       </w:tblGrid>
@@ -218,7 +518,7 @@
         </w:trPr>
         <w:tc>
           <w:tcPr>
-            <w:tcW w:w="465" w:type="dxa"/>
+            <w:tcW w:w="557" w:type="dxa"/>
             <w:tcBorders>
               <w:top w:val="single" w:sz="8" w:space="0" w:color="000000"/>
               <w:left w:val="single" w:sz="8" w:space="0" w:color="000000"/>
@@ -250,7 +550,7 @@
         </w:tc>
         <w:tc>
           <w:tcPr>
-            <w:tcW w:w="1793" w:type="dxa"/>
+            <w:tcW w:w="1701" w:type="dxa"/>
             <w:tcBorders>
               <w:top w:val="single" w:sz="8" w:space="0" w:color="000000"/>
               <w:left w:val="single" w:sz="8" w:space="0" w:color="000000"/>
@@ -369,7 +669,7 @@
         </w:trPr>
         <w:tc>
           <w:tcPr>
-            <w:tcW w:w="465" w:type="dxa"/>
+            <w:tcW w:w="557" w:type="dxa"/>
             <w:tcBorders>
               <w:top w:val="single" w:sz="8" w:space="0" w:color="000000"/>
               <w:left w:val="single" w:sz="8" w:space="0" w:color="000000"/>
@@ -401,7 +701,7 @@
         </w:tc>
         <w:tc>
           <w:tcPr>
-            <w:tcW w:w="1793" w:type="dxa"/>
+            <w:tcW w:w="1701" w:type="dxa"/>
             <w:tcBorders>
               <w:top w:val="single" w:sz="8" w:space="0" w:color="000000"/>
               <w:left w:val="single" w:sz="8" w:space="0" w:color="000000"/>
@@ -521,7 +821,7 @@
         </w:trPr>
         <w:tc>
           <w:tcPr>
-            <w:tcW w:w="465" w:type="dxa"/>
+            <w:tcW w:w="557" w:type="dxa"/>
             <w:tcBorders>
               <w:top w:val="single" w:sz="8" w:space="0" w:color="000000"/>
               <w:left w:val="single" w:sz="8" w:space="0" w:color="000000"/>
@@ -553,7 +853,7 @@
         </w:tc>
         <w:tc>
           <w:tcPr>
-            <w:tcW w:w="1793" w:type="dxa"/>
+            <w:tcW w:w="1701" w:type="dxa"/>
             <w:tcBorders>
               <w:top w:val="single" w:sz="8" w:space="0" w:color="000000"/>
               <w:left w:val="single" w:sz="8" w:space="0" w:color="000000"/>
@@ -693,7 +993,7 @@
         </w:trPr>
         <w:tc>
           <w:tcPr>
-            <w:tcW w:w="465" w:type="dxa"/>
+            <w:tcW w:w="557" w:type="dxa"/>
             <w:tcBorders>
               <w:top w:val="single" w:sz="8" w:space="0" w:color="000000"/>
               <w:left w:val="single" w:sz="8" w:space="0" w:color="000000"/>
@@ -725,7 +1025,7 @@
         </w:tc>
         <w:tc>
           <w:tcPr>
-            <w:tcW w:w="1793" w:type="dxa"/>
+            <w:tcW w:w="1701" w:type="dxa"/>
             <w:tcBorders>
               <w:top w:val="single" w:sz="8" w:space="0" w:color="000000"/>
               <w:left w:val="single" w:sz="8" w:space="0" w:color="000000"/>
@@ -819,7 +1119,14 @@
               <w:rPr>
                 <w:rFonts w:ascii="Times New Roman" w:hAnsi="Times New Roman" w:cs="Times New Roman"/>
               </w:rPr>
-              <w:t xml:space="preserve">с актуальными ставками и персонализированные ставки </w:t>
+              <w:t xml:space="preserve">с актуальными </w:t>
+            </w:r>
+            <w:r>
+              <w:rPr>
+                <w:rFonts w:ascii="Times New Roman" w:hAnsi="Times New Roman" w:cs="Times New Roman"/>
+              </w:rPr>
+              <w:lastRenderedPageBreak/>
+              <w:t xml:space="preserve">ставками и персонализированные ставки </w:t>
             </w:r>
             <w:proofErr w:type="spellStart"/>
             <w:r>
@@ -877,7 +1184,16 @@
                 <w:rFonts w:ascii="Times New Roman" w:hAnsi="Times New Roman" w:cs="Times New Roman"/>
                 <w:lang w:val="ru-RU"/>
               </w:rPr>
-              <w:t>Инфа хранится в профиле клиента и загружается при первом логине в день соответственно ежедневному обновлению показателей.</w:t>
+              <w:lastRenderedPageBreak/>
+              <w:t xml:space="preserve">Инфа хранится в профиле клиента и загружается при первом логине в день </w:t>
+            </w:r>
+            <w:r>
+              <w:rPr>
+                <w:rFonts w:ascii="Times New Roman" w:hAnsi="Times New Roman" w:cs="Times New Roman"/>
+                <w:lang w:val="ru-RU"/>
+              </w:rPr>
+              <w:lastRenderedPageBreak/>
+              <w:t>соответственно ежедневному обновлению показателей.</w:t>
             </w:r>
           </w:p>
           <w:p>
@@ -897,39 +1213,40 @@
         </w:trPr>
         <w:tc>
           <w:tcPr>
-            <w:tcW w:w="465" w:type="dxa"/>
-            <w:tcBorders>
-              <w:top w:val="single" w:sz="8" w:space="0" w:color="000000"/>
-              <w:left w:val="single" w:sz="8" w:space="0" w:color="000000"/>
-              <w:bottom w:val="single" w:sz="8" w:space="0" w:color="000000"/>
-              <w:right w:val="single" w:sz="8" w:space="0" w:color="000000"/>
-            </w:tcBorders>
-            <w:tcMar>
-              <w:top w:w="100" w:type="dxa"/>
-              <w:left w:w="100" w:type="dxa"/>
-              <w:bottom w:w="100" w:type="dxa"/>
-              <w:right w:w="100" w:type="dxa"/>
-            </w:tcMar>
-          </w:tcPr>
-          <w:p>
-            <w:pPr>
-              <w:rPr>
-                <w:rFonts w:ascii="Times New Roman" w:hAnsi="Times New Roman" w:cs="Times New Roman"/>
-                <w:lang w:val="ru-RU"/>
-              </w:rPr>
-            </w:pPr>
-            <w:r>
-              <w:rPr>
-                <w:rFonts w:ascii="Times New Roman" w:hAnsi="Times New Roman" w:cs="Times New Roman"/>
-                <w:lang w:val="ru-RU"/>
-              </w:rPr>
+            <w:tcW w:w="557" w:type="dxa"/>
+            <w:tcBorders>
+              <w:top w:val="single" w:sz="8" w:space="0" w:color="000000"/>
+              <w:left w:val="single" w:sz="8" w:space="0" w:color="000000"/>
+              <w:bottom w:val="single" w:sz="8" w:space="0" w:color="000000"/>
+              <w:right w:val="single" w:sz="8" w:space="0" w:color="000000"/>
+            </w:tcBorders>
+            <w:tcMar>
+              <w:top w:w="100" w:type="dxa"/>
+              <w:left w:w="100" w:type="dxa"/>
+              <w:bottom w:w="100" w:type="dxa"/>
+              <w:right w:w="100" w:type="dxa"/>
+            </w:tcMar>
+          </w:tcPr>
+          <w:p>
+            <w:pPr>
+              <w:rPr>
+                <w:rFonts w:ascii="Times New Roman" w:hAnsi="Times New Roman" w:cs="Times New Roman"/>
+                <w:lang w:val="ru-RU"/>
+              </w:rPr>
+            </w:pPr>
+            <w:r>
+              <w:rPr>
+                <w:rFonts w:ascii="Times New Roman" w:hAnsi="Times New Roman" w:cs="Times New Roman"/>
+                <w:lang w:val="ru-RU"/>
+              </w:rPr>
+              <w:lastRenderedPageBreak/>
               <w:t>4</w:t>
             </w:r>
           </w:p>
         </w:tc>
         <w:tc>
           <w:tcPr>
-            <w:tcW w:w="1793" w:type="dxa"/>
+            <w:tcW w:w="1701" w:type="dxa"/>
             <w:tcBorders>
               <w:top w:val="single" w:sz="8" w:space="0" w:color="000000"/>
               <w:left w:val="single" w:sz="8" w:space="0" w:color="000000"/>
@@ -1044,23 +1361,7 @@
                 <w:rFonts w:ascii="Times New Roman" w:hAnsi="Times New Roman" w:cs="Times New Roman"/>
                 <w:lang w:val="ru-RU"/>
               </w:rPr>
-              <w:t xml:space="preserve">т запрашивает </w:t>
-            </w:r>
-            <w:bookmarkStart w:id="0" w:name="_GoBack"/>
-            <w:r>
-              <w:rPr>
-                <w:rFonts w:ascii="Times New Roman" w:hAnsi="Times New Roman" w:cs="Times New Roman"/>
-                <w:lang w:val="ru-RU"/>
-              </w:rPr>
-              <w:t xml:space="preserve">специальное предложение по депозитам </w:t>
-            </w:r>
-            <w:bookmarkEnd w:id="0"/>
-            <w:r>
-              <w:rPr>
-                <w:rFonts w:ascii="Times New Roman" w:hAnsi="Times New Roman" w:cs="Times New Roman"/>
-                <w:lang w:val="ru-RU"/>
-              </w:rPr>
-              <w:t>раз в день</w:t>
+              <w:t>т запрашивает специальное предложение по депозитам раз в день</w:t>
             </w:r>
           </w:p>
         </w:tc>
@@ -1104,7 +1405,7 @@
         </w:trPr>
         <w:tc>
           <w:tcPr>
-            <w:tcW w:w="465" w:type="dxa"/>
+            <w:tcW w:w="557" w:type="dxa"/>
             <w:tcBorders>
               <w:top w:val="single" w:sz="8" w:space="0" w:color="000000"/>
               <w:left w:val="single" w:sz="8" w:space="0" w:color="000000"/>
@@ -1136,7 +1437,7 @@
         </w:tc>
         <w:tc>
           <w:tcPr>
-            <w:tcW w:w="1793" w:type="dxa"/>
+            <w:tcW w:w="1701" w:type="dxa"/>
             <w:tcBorders>
               <w:top w:val="single" w:sz="8" w:space="0" w:color="000000"/>
               <w:left w:val="single" w:sz="8" w:space="0" w:color="000000"/>
@@ -1447,7 +1748,7 @@
         </w:trPr>
         <w:tc>
           <w:tcPr>
-            <w:tcW w:w="465" w:type="dxa"/>
+            <w:tcW w:w="557" w:type="dxa"/>
             <w:tcBorders>
               <w:top w:val="single" w:sz="8" w:space="0" w:color="000000"/>
               <w:left w:val="single" w:sz="8" w:space="0" w:color="000000"/>
@@ -1479,7 +1780,7 @@
         </w:tc>
         <w:tc>
           <w:tcPr>
-            <w:tcW w:w="1793" w:type="dxa"/>
+            <w:tcW w:w="1701" w:type="dxa"/>
             <w:tcBorders>
               <w:top w:val="single" w:sz="8" w:space="0" w:color="000000"/>
               <w:left w:val="single" w:sz="8" w:space="0" w:color="000000"/>
@@ -1636,7 +1937,6 @@
                 <w:rFonts w:ascii="Times New Roman" w:hAnsi="Times New Roman" w:cs="Times New Roman"/>
                 <w:lang w:val="ru-RU"/>
               </w:rPr>
-              <w:lastRenderedPageBreak/>
               <w:t xml:space="preserve">АБС ведь не слышал про </w:t>
             </w:r>
             <w:r>
@@ -1708,40 +2008,39 @@
         </w:trPr>
         <w:tc>
           <w:tcPr>
-            <w:tcW w:w="465" w:type="dxa"/>
-            <w:tcBorders>
-              <w:top w:val="single" w:sz="8" w:space="0" w:color="000000"/>
-              <w:left w:val="single" w:sz="8" w:space="0" w:color="000000"/>
-              <w:bottom w:val="single" w:sz="8" w:space="0" w:color="000000"/>
-              <w:right w:val="single" w:sz="8" w:space="0" w:color="000000"/>
-            </w:tcBorders>
-            <w:tcMar>
-              <w:top w:w="100" w:type="dxa"/>
-              <w:left w:w="100" w:type="dxa"/>
-              <w:bottom w:w="100" w:type="dxa"/>
-              <w:right w:w="100" w:type="dxa"/>
-            </w:tcMar>
-          </w:tcPr>
-          <w:p>
-            <w:pPr>
-              <w:rPr>
-                <w:rFonts w:ascii="Times New Roman" w:hAnsi="Times New Roman" w:cs="Times New Roman"/>
-                <w:lang w:val="ru-RU"/>
-              </w:rPr>
-            </w:pPr>
-            <w:r>
-              <w:rPr>
-                <w:rFonts w:ascii="Times New Roman" w:hAnsi="Times New Roman" w:cs="Times New Roman"/>
-                <w:lang w:val="ru-RU"/>
-              </w:rPr>
-              <w:lastRenderedPageBreak/>
+            <w:tcW w:w="557" w:type="dxa"/>
+            <w:tcBorders>
+              <w:top w:val="single" w:sz="8" w:space="0" w:color="000000"/>
+              <w:left w:val="single" w:sz="8" w:space="0" w:color="000000"/>
+              <w:bottom w:val="single" w:sz="8" w:space="0" w:color="000000"/>
+              <w:right w:val="single" w:sz="8" w:space="0" w:color="000000"/>
+            </w:tcBorders>
+            <w:tcMar>
+              <w:top w:w="100" w:type="dxa"/>
+              <w:left w:w="100" w:type="dxa"/>
+              <w:bottom w:w="100" w:type="dxa"/>
+              <w:right w:w="100" w:type="dxa"/>
+            </w:tcMar>
+          </w:tcPr>
+          <w:p>
+            <w:pPr>
+              <w:rPr>
+                <w:rFonts w:ascii="Times New Roman" w:hAnsi="Times New Roman" w:cs="Times New Roman"/>
+                <w:lang w:val="ru-RU"/>
+              </w:rPr>
+            </w:pPr>
+            <w:r>
+              <w:rPr>
+                <w:rFonts w:ascii="Times New Roman" w:hAnsi="Times New Roman" w:cs="Times New Roman"/>
+                <w:lang w:val="ru-RU"/>
+              </w:rPr>
               <w:t>7</w:t>
             </w:r>
           </w:p>
         </w:tc>
         <w:tc>
           <w:tcPr>
-            <w:tcW w:w="1793" w:type="dxa"/>
+            <w:tcW w:w="1701" w:type="dxa"/>
             <w:tcBorders>
               <w:top w:val="single" w:sz="8" w:space="0" w:color="000000"/>
               <w:left w:val="single" w:sz="8" w:space="0" w:color="000000"/>
@@ -1894,7 +2193,7 @@
         </w:trPr>
         <w:tc>
           <w:tcPr>
-            <w:tcW w:w="465" w:type="dxa"/>
+            <w:tcW w:w="557" w:type="dxa"/>
             <w:tcBorders>
               <w:top w:val="single" w:sz="8" w:space="0" w:color="000000"/>
               <w:left w:val="single" w:sz="8" w:space="0" w:color="000000"/>
@@ -1926,7 +2225,7 @@
         </w:tc>
         <w:tc>
           <w:tcPr>
-            <w:tcW w:w="1793" w:type="dxa"/>
+            <w:tcW w:w="1701" w:type="dxa"/>
             <w:tcBorders>
               <w:top w:val="single" w:sz="8" w:space="0" w:color="000000"/>
               <w:left w:val="single" w:sz="8" w:space="0" w:color="000000"/>
@@ -2037,7 +2336,7 @@
         </w:trPr>
         <w:tc>
           <w:tcPr>
-            <w:tcW w:w="465" w:type="dxa"/>
+            <w:tcW w:w="557" w:type="dxa"/>
             <w:tcBorders>
               <w:top w:val="single" w:sz="8" w:space="0" w:color="000000"/>
               <w:left w:val="single" w:sz="8" w:space="0" w:color="000000"/>
@@ -2069,7 +2368,7 @@
         </w:tc>
         <w:tc>
           <w:tcPr>
-            <w:tcW w:w="1793" w:type="dxa"/>
+            <w:tcW w:w="1701" w:type="dxa"/>
             <w:tcBorders>
               <w:top w:val="single" w:sz="8" w:space="0" w:color="000000"/>
               <w:left w:val="single" w:sz="8" w:space="0" w:color="000000"/>
@@ -2158,44 +2457,52 @@
               <w:bottom w:val="single" w:sz="8" w:space="0" w:color="000000"/>
               <w:right w:val="single" w:sz="8" w:space="0" w:color="000000"/>
             </w:tcBorders>
-            <w:tcMar>
-              <w:top w:w="100" w:type="dxa"/>
-              <w:left w:w="100" w:type="dxa"/>
-              <w:bottom w:w="100" w:type="dxa"/>
-              <w:right w:w="100" w:type="dxa"/>
-            </w:tcMar>
-          </w:tcPr>
-          <w:p>
-            <w:pPr>
-              <w:jc w:val="center"/>
-              <w:rPr>
-                <w:rFonts w:ascii="Times New Roman" w:hAnsi="Times New Roman" w:cs="Times New Roman"/>
-                <w:lang w:val="ru-RU"/>
-              </w:rPr>
-            </w:pPr>
-            <w:r>
-              <w:rPr>
-                <w:rFonts w:ascii="Times New Roman" w:hAnsi="Times New Roman" w:cs="Times New Roman"/>
-                <w:lang w:val="ru-RU"/>
-              </w:rPr>
-              <w:t xml:space="preserve">Не забыв про </w:t>
-            </w:r>
-            <w:proofErr w:type="spellStart"/>
-            <w:r>
-              <w:rPr>
-                <w:rFonts w:ascii="Times New Roman" w:hAnsi="Times New Roman" w:cs="Times New Roman"/>
-                <w:lang w:val="ru-RU"/>
-              </w:rPr>
-              <w:t>блекджек</w:t>
-            </w:r>
-            <w:proofErr w:type="spellEnd"/>
-            <w:r>
-              <w:rPr>
-                <w:rFonts w:ascii="Times New Roman" w:hAnsi="Times New Roman" w:cs="Times New Roman"/>
-                <w:lang w:val="ru-RU"/>
-              </w:rPr>
-              <w:t xml:space="preserve"> и сессию, а то мало ли, кто там заявку прислал</w:t>
-            </w:r>
+            <w:shd w:val="clear" w:color="auto" w:fill="E5B8B7" w:themeFill="accent2" w:themeFillTint="66"/>
+            <w:tcMar>
+              <w:top w:w="100" w:type="dxa"/>
+              <w:left w:w="100" w:type="dxa"/>
+              <w:bottom w:w="100" w:type="dxa"/>
+              <w:right w:w="100" w:type="dxa"/>
+            </w:tcMar>
+          </w:tcPr>
+          <w:p>
+            <w:pPr>
+              <w:spacing w:before="240" w:after="240"/>
+              <w:rPr>
+                <w:rFonts w:ascii="Times New Roman" w:hAnsi="Times New Roman" w:cs="Times New Roman"/>
+                <w:lang w:val="ru-RU"/>
+              </w:rPr>
+            </w:pPr>
+            <w:r>
+              <w:rPr>
+                <w:rFonts w:ascii="Times New Roman" w:hAnsi="Times New Roman" w:cs="Times New Roman"/>
+                <w:lang w:val="ru-RU"/>
+              </w:rPr>
+              <w:t xml:space="preserve">На крайний можно вынести часть функционала из АБС в систему КЦ, которая вроде как </w:t>
+            </w:r>
+            <w:r>
+              <w:rPr>
+                <w:rFonts w:ascii="Times New Roman" w:hAnsi="Times New Roman" w:cs="Times New Roman"/>
+                <w:lang w:val="en-US"/>
+              </w:rPr>
+              <w:t>CRM</w:t>
+            </w:r>
+            <w:r>
+              <w:rPr>
+                <w:rFonts w:ascii="Times New Roman" w:hAnsi="Times New Roman" w:cs="Times New Roman"/>
+                <w:lang w:val="ru-RU"/>
+              </w:rPr>
+              <w:t>.</w:t>
+            </w:r>
+          </w:p>
+          <w:p>
+            <w:pPr>
+              <w:jc w:val="center"/>
+              <w:rPr>
+                <w:rFonts w:ascii="Times New Roman" w:hAnsi="Times New Roman" w:cs="Times New Roman"/>
+                <w:lang w:val="ru-RU"/>
+              </w:rPr>
+            </w:pPr>
           </w:p>
         </w:tc>
       </w:tr>
@@ -2205,66 +2512,66 @@
         </w:trPr>
         <w:tc>
           <w:tcPr>
-            <w:tcW w:w="465" w:type="dxa"/>
-            <w:tcBorders>
-              <w:top w:val="single" w:sz="8" w:space="0" w:color="000000"/>
-              <w:left w:val="single" w:sz="8" w:space="0" w:color="000000"/>
-              <w:bottom w:val="single" w:sz="8" w:space="0" w:color="000000"/>
-              <w:right w:val="single" w:sz="8" w:space="0" w:color="000000"/>
-            </w:tcBorders>
-            <w:tcMar>
-              <w:top w:w="100" w:type="dxa"/>
-              <w:left w:w="100" w:type="dxa"/>
-              <w:bottom w:w="100" w:type="dxa"/>
-              <w:right w:w="100" w:type="dxa"/>
-            </w:tcMar>
-          </w:tcPr>
-          <w:p>
-            <w:pPr>
-              <w:rPr>
-                <w:rFonts w:ascii="Times New Roman" w:hAnsi="Times New Roman" w:cs="Times New Roman"/>
-                <w:lang w:val="ru-RU"/>
-              </w:rPr>
-            </w:pPr>
-            <w:r>
-              <w:rPr>
-                <w:rFonts w:ascii="Times New Roman" w:hAnsi="Times New Roman" w:cs="Times New Roman"/>
-                <w:lang w:val="ru-RU"/>
-              </w:rPr>
-              <w:t>10</w:t>
-            </w:r>
-          </w:p>
-        </w:tc>
-        <w:tc>
-          <w:tcPr>
-            <w:tcW w:w="1793" w:type="dxa"/>
-            <w:tcBorders>
-              <w:top w:val="single" w:sz="8" w:space="0" w:color="000000"/>
-              <w:left w:val="single" w:sz="8" w:space="0" w:color="000000"/>
-              <w:bottom w:val="single" w:sz="8" w:space="0" w:color="000000"/>
-              <w:right w:val="single" w:sz="8" w:space="0" w:color="000000"/>
-            </w:tcBorders>
-            <w:tcMar>
-              <w:top w:w="100" w:type="dxa"/>
-              <w:left w:w="100" w:type="dxa"/>
-              <w:bottom w:w="100" w:type="dxa"/>
-              <w:right w:w="100" w:type="dxa"/>
-            </w:tcMar>
-          </w:tcPr>
-          <w:p>
-            <w:pPr>
-              <w:jc w:val="center"/>
-              <w:rPr>
-                <w:rFonts w:ascii="Times New Roman" w:hAnsi="Times New Roman" w:cs="Times New Roman"/>
-                <w:lang w:val="ru-RU"/>
-              </w:rPr>
-            </w:pPr>
-            <w:r>
-              <w:rPr>
-                <w:rFonts w:ascii="Times New Roman" w:hAnsi="Times New Roman" w:cs="Times New Roman"/>
-                <w:lang w:val="ru-RU"/>
-              </w:rPr>
-              <w:t>КЦ</w:t>
+            <w:tcW w:w="557" w:type="dxa"/>
+            <w:tcBorders>
+              <w:top w:val="single" w:sz="8" w:space="0" w:color="000000"/>
+              <w:left w:val="single" w:sz="8" w:space="0" w:color="000000"/>
+              <w:bottom w:val="single" w:sz="8" w:space="0" w:color="000000"/>
+              <w:right w:val="single" w:sz="8" w:space="0" w:color="000000"/>
+            </w:tcBorders>
+            <w:tcMar>
+              <w:top w:w="100" w:type="dxa"/>
+              <w:left w:w="100" w:type="dxa"/>
+              <w:bottom w:w="100" w:type="dxa"/>
+              <w:right w:w="100" w:type="dxa"/>
+            </w:tcMar>
+          </w:tcPr>
+          <w:p>
+            <w:pPr>
+              <w:rPr>
+                <w:rFonts w:ascii="Times New Roman" w:hAnsi="Times New Roman" w:cs="Times New Roman"/>
+                <w:lang w:val="ru-RU"/>
+              </w:rPr>
+            </w:pPr>
+            <w:r>
+              <w:rPr>
+                <w:rFonts w:ascii="Times New Roman" w:hAnsi="Times New Roman" w:cs="Times New Roman"/>
+                <w:lang w:val="ru-RU"/>
+              </w:rPr>
+              <w:t>9.1</w:t>
+            </w:r>
+          </w:p>
+        </w:tc>
+        <w:tc>
+          <w:tcPr>
+            <w:tcW w:w="1701" w:type="dxa"/>
+            <w:tcBorders>
+              <w:top w:val="single" w:sz="8" w:space="0" w:color="000000"/>
+              <w:left w:val="single" w:sz="8" w:space="0" w:color="000000"/>
+              <w:bottom w:val="single" w:sz="8" w:space="0" w:color="000000"/>
+              <w:right w:val="single" w:sz="8" w:space="0" w:color="000000"/>
+            </w:tcBorders>
+            <w:tcMar>
+              <w:top w:w="100" w:type="dxa"/>
+              <w:left w:w="100" w:type="dxa"/>
+              <w:bottom w:w="100" w:type="dxa"/>
+              <w:right w:w="100" w:type="dxa"/>
+            </w:tcMar>
+          </w:tcPr>
+          <w:p>
+            <w:pPr>
+              <w:jc w:val="center"/>
+              <w:rPr>
+                <w:rFonts w:ascii="Times New Roman" w:hAnsi="Times New Roman" w:cs="Times New Roman"/>
+                <w:lang w:val="ru-RU"/>
+              </w:rPr>
+            </w:pPr>
+            <w:r>
+              <w:rPr>
+                <w:rFonts w:ascii="Times New Roman" w:hAnsi="Times New Roman" w:cs="Times New Roman"/>
+                <w:lang w:val="en-US"/>
+              </w:rPr>
+              <w:t>CRM</w:t>
             </w:r>
           </w:p>
         </w:tc>
@@ -2297,125 +2604,35 @@
                 <w:rFonts w:ascii="Times New Roman" w:hAnsi="Times New Roman" w:cs="Times New Roman"/>
                 <w:lang w:val="ru-RU"/>
               </w:rPr>
-              <w:t>М</w:t>
-            </w:r>
-            <w:proofErr w:type="spellStart"/>
-            <w:r>
-              <w:rPr>
-                <w:rFonts w:ascii="Times New Roman" w:hAnsi="Times New Roman" w:cs="Times New Roman"/>
-              </w:rPr>
-              <w:t>енеджер</w:t>
-            </w:r>
-            <w:proofErr w:type="spellEnd"/>
-            <w:r>
-              <w:rPr>
-                <w:rFonts w:ascii="Times New Roman" w:hAnsi="Times New Roman" w:cs="Times New Roman"/>
+              <w:t>С</w:t>
+            </w:r>
+            <w:r>
+              <w:rPr>
+                <w:rFonts w:ascii="Times New Roman" w:hAnsi="Times New Roman" w:cs="Times New Roman"/>
+                <w:lang w:val="ru-RU"/>
+              </w:rPr>
+              <w:t xml:space="preserve">отрудник кол-центра заводит </w:t>
+            </w:r>
+            <w:r>
+              <w:rPr>
+                <w:rFonts w:ascii="Times New Roman" w:hAnsi="Times New Roman" w:cs="Times New Roman"/>
+                <w:lang w:val="ru-RU"/>
+              </w:rPr>
+              <w:t>заявку в</w:t>
+            </w:r>
+            <w:r>
+              <w:rPr>
+                <w:rFonts w:ascii="Times New Roman" w:hAnsi="Times New Roman" w:cs="Times New Roman"/>
+                <w:lang w:val="ru-RU"/>
               </w:rPr>
               <w:t xml:space="preserve"> </w:t>
             </w:r>
             <w:r>
               <w:rPr>
                 <w:rFonts w:ascii="Times New Roman" w:hAnsi="Times New Roman" w:cs="Times New Roman"/>
-                <w:lang w:val="ru-RU"/>
-              </w:rPr>
-              <w:t>и</w:t>
-            </w:r>
-            <w:r>
-              <w:rPr>
-                <w:rFonts w:ascii="Times New Roman" w:hAnsi="Times New Roman" w:cs="Times New Roman"/>
-              </w:rPr>
-              <w:t>з</w:t>
-            </w:r>
-            <w:proofErr w:type="spellStart"/>
-            <w:r>
-              <w:rPr>
-                <w:rFonts w:ascii="Times New Roman" w:hAnsi="Times New Roman" w:cs="Times New Roman"/>
-                <w:lang w:val="ru-RU"/>
-              </w:rPr>
-              <w:t>учает</w:t>
-            </w:r>
-            <w:proofErr w:type="spellEnd"/>
-            <w:r>
-              <w:rPr>
-                <w:rFonts w:ascii="Times New Roman" w:hAnsi="Times New Roman" w:cs="Times New Roman"/>
-              </w:rPr>
-              <w:t xml:space="preserve"> заявку</w:t>
-            </w:r>
-            <w:r>
-              <w:rPr>
-                <w:rFonts w:ascii="Times New Roman" w:hAnsi="Times New Roman" w:cs="Times New Roman"/>
-                <w:lang w:val="ru-RU"/>
-              </w:rPr>
-              <w:t xml:space="preserve"> на депозит</w:t>
-            </w:r>
-            <w:r>
-              <w:rPr>
-                <w:rFonts w:ascii="Times New Roman" w:hAnsi="Times New Roman" w:cs="Times New Roman"/>
-              </w:rPr>
-              <w:t xml:space="preserve"> в системе </w:t>
-            </w:r>
-            <w:r>
-              <w:rPr>
-                <w:rFonts w:ascii="Times New Roman" w:hAnsi="Times New Roman" w:cs="Times New Roman"/>
-                <w:lang w:val="ru-RU"/>
-              </w:rPr>
-              <w:t>КЦ</w:t>
-            </w:r>
-            <w:r>
-              <w:rPr>
-                <w:rFonts w:ascii="Times New Roman" w:hAnsi="Times New Roman" w:cs="Times New Roman"/>
-                <w:lang w:val="ru-RU"/>
-              </w:rPr>
-              <w:t xml:space="preserve"> и </w:t>
-            </w:r>
-            <w:r>
-              <w:rPr>
-                <w:rFonts w:ascii="Times New Roman" w:hAnsi="Times New Roman" w:cs="Times New Roman"/>
-                <w:lang w:val="ru-RU"/>
-              </w:rPr>
-              <w:t>пос</w:t>
-            </w:r>
-            <w:r>
-              <w:rPr>
-                <w:rFonts w:ascii="Times New Roman" w:hAnsi="Times New Roman" w:cs="Times New Roman"/>
-                <w:lang w:val="ru-RU"/>
-              </w:rPr>
-              <w:t>ы</w:t>
-            </w:r>
-            <w:r>
-              <w:rPr>
-                <w:rFonts w:ascii="Times New Roman" w:hAnsi="Times New Roman" w:cs="Times New Roman"/>
-                <w:lang w:val="ru-RU"/>
-              </w:rPr>
-              <w:t>ла</w:t>
-            </w:r>
-            <w:r>
-              <w:rPr>
-                <w:rFonts w:ascii="Times New Roman" w:hAnsi="Times New Roman" w:cs="Times New Roman"/>
-                <w:lang w:val="ru-RU"/>
-              </w:rPr>
-              <w:t>ет гостя</w:t>
-            </w:r>
-            <w:r>
-              <w:rPr>
-                <w:rFonts w:ascii="Times New Roman" w:hAnsi="Times New Roman" w:cs="Times New Roman"/>
-                <w:lang w:val="ru-RU"/>
-              </w:rPr>
-              <w:t xml:space="preserve"> </w:t>
-            </w:r>
-            <w:r>
-              <w:rPr>
-                <w:rFonts w:ascii="Times New Roman" w:hAnsi="Times New Roman" w:cs="Times New Roman"/>
-                <w:lang w:val="ru-RU"/>
-              </w:rPr>
-              <w:t xml:space="preserve">дальше </w:t>
-            </w:r>
-            <w:r>
-              <w:rPr>
-                <w:rFonts w:ascii="Times New Roman" w:hAnsi="Times New Roman" w:cs="Times New Roman"/>
-                <w:lang w:val="ru-RU"/>
-              </w:rPr>
-              <w:t>куда-нибудь в офис</w:t>
+                <w:lang w:val="en-US"/>
+              </w:rPr>
+              <w:t>CRM</w:t>
             </w:r>
           </w:p>
         </w:tc>
@@ -2443,13 +2660,6 @@
                 <w:lang w:val="ru-RU"/>
               </w:rPr>
             </w:pPr>
-            <w:r>
-              <w:rPr>
-                <w:rFonts w:ascii="Times New Roman" w:hAnsi="Times New Roman" w:cs="Times New Roman"/>
-                <w:lang w:val="ru-RU"/>
-              </w:rPr>
-              <w:t>Далее работает, как и раньше</w:t>
-            </w:r>
           </w:p>
         </w:tc>
       </w:tr>
@@ -2459,89 +2669,66 @@
         </w:trPr>
         <w:tc>
           <w:tcPr>
-            <w:tcW w:w="465" w:type="dxa"/>
-            <w:tcBorders>
-              <w:top w:val="single" w:sz="8" w:space="0" w:color="000000"/>
-              <w:left w:val="single" w:sz="8" w:space="0" w:color="000000"/>
-              <w:bottom w:val="single" w:sz="8" w:space="0" w:color="000000"/>
-              <w:right w:val="single" w:sz="8" w:space="0" w:color="000000"/>
-            </w:tcBorders>
-            <w:tcMar>
-              <w:top w:w="100" w:type="dxa"/>
-              <w:left w:w="100" w:type="dxa"/>
-              <w:bottom w:w="100" w:type="dxa"/>
-              <w:right w:w="100" w:type="dxa"/>
-            </w:tcMar>
-          </w:tcPr>
-          <w:p>
-            <w:pPr>
-              <w:rPr>
-                <w:rFonts w:ascii="Times New Roman" w:hAnsi="Times New Roman" w:cs="Times New Roman"/>
-                <w:lang w:val="ru-RU"/>
-              </w:rPr>
-            </w:pPr>
-            <w:r>
-              <w:rPr>
-                <w:rFonts w:ascii="Times New Roman" w:hAnsi="Times New Roman" w:cs="Times New Roman"/>
-                <w:lang w:val="ru-RU"/>
-              </w:rPr>
-              <w:t>1</w:t>
-            </w:r>
-            <w:r>
-              <w:rPr>
-                <w:rFonts w:ascii="Times New Roman" w:hAnsi="Times New Roman" w:cs="Times New Roman"/>
-                <w:lang w:val="ru-RU"/>
-              </w:rPr>
-              <w:t>1</w:t>
-            </w:r>
-          </w:p>
-        </w:tc>
-        <w:tc>
-          <w:tcPr>
-            <w:tcW w:w="1793" w:type="dxa"/>
-            <w:tcBorders>
-              <w:top w:val="single" w:sz="8" w:space="0" w:color="000000"/>
-              <w:left w:val="single" w:sz="8" w:space="0" w:color="000000"/>
-              <w:bottom w:val="single" w:sz="8" w:space="0" w:color="000000"/>
-              <w:right w:val="single" w:sz="8" w:space="0" w:color="000000"/>
-            </w:tcBorders>
-            <w:tcMar>
-              <w:top w:w="100" w:type="dxa"/>
-              <w:left w:w="100" w:type="dxa"/>
-              <w:bottom w:w="100" w:type="dxa"/>
-              <w:right w:w="100" w:type="dxa"/>
-            </w:tcMar>
-          </w:tcPr>
-          <w:p>
-            <w:pPr>
-              <w:jc w:val="center"/>
-              <w:rPr>
-                <w:rFonts w:ascii="Times New Roman" w:hAnsi="Times New Roman" w:cs="Times New Roman"/>
-                <w:lang w:val="ru-RU"/>
-              </w:rPr>
-            </w:pPr>
-            <w:r>
-              <w:rPr>
-                <w:rFonts w:ascii="Times New Roman" w:hAnsi="Times New Roman" w:cs="Times New Roman"/>
-                <w:lang w:val="ru-RU"/>
-              </w:rPr>
-              <w:t>АБС</w:t>
-            </w:r>
-          </w:p>
-          <w:p>
-            <w:pPr>
-              <w:jc w:val="center"/>
-              <w:rPr>
-                <w:rFonts w:ascii="Times New Roman" w:hAnsi="Times New Roman" w:cs="Times New Roman"/>
-                <w:lang w:val="ru-RU"/>
-              </w:rPr>
-            </w:pPr>
-            <w:r>
-              <w:rPr>
-                <w:rFonts w:ascii="Times New Roman" w:hAnsi="Times New Roman" w:cs="Times New Roman"/>
-                <w:lang w:val="ru-RU"/>
-              </w:rPr>
-              <w:t>Менеджеры</w:t>
+            <w:tcW w:w="557" w:type="dxa"/>
+            <w:tcBorders>
+              <w:top w:val="single" w:sz="8" w:space="0" w:color="000000"/>
+              <w:left w:val="single" w:sz="8" w:space="0" w:color="000000"/>
+              <w:bottom w:val="single" w:sz="8" w:space="0" w:color="000000"/>
+              <w:right w:val="single" w:sz="8" w:space="0" w:color="000000"/>
+            </w:tcBorders>
+            <w:tcMar>
+              <w:top w:w="100" w:type="dxa"/>
+              <w:left w:w="100" w:type="dxa"/>
+              <w:bottom w:w="100" w:type="dxa"/>
+              <w:right w:w="100" w:type="dxa"/>
+            </w:tcMar>
+          </w:tcPr>
+          <w:p>
+            <w:pPr>
+              <w:rPr>
+                <w:rFonts w:ascii="Times New Roman" w:hAnsi="Times New Roman" w:cs="Times New Roman"/>
+                <w:lang w:val="ru-RU"/>
+              </w:rPr>
+            </w:pPr>
+            <w:r>
+              <w:rPr>
+                <w:rFonts w:ascii="Times New Roman" w:hAnsi="Times New Roman" w:cs="Times New Roman"/>
+                <w:lang w:val="ru-RU"/>
+              </w:rPr>
+              <w:t>10</w:t>
+            </w:r>
+          </w:p>
+        </w:tc>
+        <w:tc>
+          <w:tcPr>
+            <w:tcW w:w="1701" w:type="dxa"/>
+            <w:tcBorders>
+              <w:top w:val="single" w:sz="8" w:space="0" w:color="000000"/>
+              <w:left w:val="single" w:sz="8" w:space="0" w:color="000000"/>
+              <w:bottom w:val="single" w:sz="8" w:space="0" w:color="000000"/>
+              <w:right w:val="single" w:sz="8" w:space="0" w:color="000000"/>
+            </w:tcBorders>
+            <w:tcMar>
+              <w:top w:w="100" w:type="dxa"/>
+              <w:left w:w="100" w:type="dxa"/>
+              <w:bottom w:w="100" w:type="dxa"/>
+              <w:right w:w="100" w:type="dxa"/>
+            </w:tcMar>
+          </w:tcPr>
+          <w:p>
+            <w:pPr>
+              <w:jc w:val="center"/>
+              <w:rPr>
+                <w:rFonts w:ascii="Times New Roman" w:hAnsi="Times New Roman" w:cs="Times New Roman"/>
+                <w:lang w:val="ru-RU"/>
+              </w:rPr>
+            </w:pPr>
+            <w:r>
+              <w:rPr>
+                <w:rFonts w:ascii="Times New Roman" w:hAnsi="Times New Roman" w:cs="Times New Roman"/>
+                <w:lang w:val="ru-RU"/>
+              </w:rPr>
+              <w:t>КЦ</w:t>
             </w:r>
           </w:p>
         </w:tc>
@@ -2574,7 +2761,126 @@
                 <w:rFonts w:ascii="Times New Roman" w:hAnsi="Times New Roman" w:cs="Times New Roman"/>
                 <w:lang w:val="ru-RU"/>
               </w:rPr>
-              <w:t xml:space="preserve">О новых заявках, изменениях сотрудники оповещаются автоматически </w:t>
+              <w:t>М</w:t>
+            </w:r>
+            <w:proofErr w:type="spellStart"/>
+            <w:r>
+              <w:rPr>
+                <w:rFonts w:ascii="Times New Roman" w:hAnsi="Times New Roman" w:cs="Times New Roman"/>
+              </w:rPr>
+              <w:t>енеджер</w:t>
+            </w:r>
+            <w:proofErr w:type="spellEnd"/>
+            <w:r>
+              <w:rPr>
+                <w:rFonts w:ascii="Times New Roman" w:hAnsi="Times New Roman" w:cs="Times New Roman"/>
+              </w:rPr>
+              <w:t xml:space="preserve"> </w:t>
+            </w:r>
+            <w:r>
+              <w:rPr>
+                <w:rFonts w:ascii="Times New Roman" w:hAnsi="Times New Roman" w:cs="Times New Roman"/>
+                <w:lang w:val="ru-RU"/>
+              </w:rPr>
+              <w:t>и</w:t>
+            </w:r>
+            <w:r>
+              <w:rPr>
+                <w:rFonts w:ascii="Times New Roman" w:hAnsi="Times New Roman" w:cs="Times New Roman"/>
+              </w:rPr>
+              <w:t>з</w:t>
+            </w:r>
+            <w:proofErr w:type="spellStart"/>
+            <w:r>
+              <w:rPr>
+                <w:rFonts w:ascii="Times New Roman" w:hAnsi="Times New Roman" w:cs="Times New Roman"/>
+                <w:lang w:val="ru-RU"/>
+              </w:rPr>
+              <w:t>учает</w:t>
+            </w:r>
+            <w:proofErr w:type="spellEnd"/>
+            <w:r>
+              <w:rPr>
+                <w:rFonts w:ascii="Times New Roman" w:hAnsi="Times New Roman" w:cs="Times New Roman"/>
+              </w:rPr>
+              <w:t xml:space="preserve"> заявку</w:t>
+            </w:r>
+            <w:r>
+              <w:rPr>
+                <w:rFonts w:ascii="Times New Roman" w:hAnsi="Times New Roman" w:cs="Times New Roman"/>
+                <w:lang w:val="ru-RU"/>
+              </w:rPr>
+              <w:t xml:space="preserve"> на депозит</w:t>
+            </w:r>
+            <w:r>
+              <w:rPr>
+                <w:rFonts w:ascii="Times New Roman" w:hAnsi="Times New Roman" w:cs="Times New Roman"/>
+              </w:rPr>
+              <w:t xml:space="preserve"> в системе </w:t>
+            </w:r>
+            <w:r>
+              <w:rPr>
+                <w:rFonts w:ascii="Times New Roman" w:hAnsi="Times New Roman" w:cs="Times New Roman"/>
+                <w:lang w:val="ru-RU"/>
+              </w:rPr>
+              <w:t>КЦ</w:t>
+            </w:r>
+            <w:r>
+              <w:rPr>
+                <w:rFonts w:ascii="Times New Roman" w:hAnsi="Times New Roman" w:cs="Times New Roman"/>
+                <w:lang w:val="ru-RU"/>
+              </w:rPr>
+              <w:t xml:space="preserve"> и </w:t>
+            </w:r>
+            <w:r>
+              <w:rPr>
+                <w:rFonts w:ascii="Times New Roman" w:hAnsi="Times New Roman" w:cs="Times New Roman"/>
+                <w:lang w:val="ru-RU"/>
+              </w:rPr>
+              <w:lastRenderedPageBreak/>
+              <w:t>пос</w:t>
+            </w:r>
+            <w:r>
+              <w:rPr>
+                <w:rFonts w:ascii="Times New Roman" w:hAnsi="Times New Roman" w:cs="Times New Roman"/>
+                <w:lang w:val="ru-RU"/>
+              </w:rPr>
+              <w:t>ы</w:t>
+            </w:r>
+            <w:r>
+              <w:rPr>
+                <w:rFonts w:ascii="Times New Roman" w:hAnsi="Times New Roman" w:cs="Times New Roman"/>
+                <w:lang w:val="ru-RU"/>
+              </w:rPr>
+              <w:t>ла</w:t>
+            </w:r>
+            <w:r>
+              <w:rPr>
+                <w:rFonts w:ascii="Times New Roman" w:hAnsi="Times New Roman" w:cs="Times New Roman"/>
+                <w:lang w:val="ru-RU"/>
+              </w:rPr>
+              <w:t>ет гостя</w:t>
+            </w:r>
+            <w:r>
+              <w:rPr>
+                <w:rFonts w:ascii="Times New Roman" w:hAnsi="Times New Roman" w:cs="Times New Roman"/>
+                <w:lang w:val="ru-RU"/>
+              </w:rPr>
+              <w:t xml:space="preserve"> </w:t>
+            </w:r>
+            <w:r>
+              <w:rPr>
+                <w:rFonts w:ascii="Times New Roman" w:hAnsi="Times New Roman" w:cs="Times New Roman"/>
+                <w:lang w:val="ru-RU"/>
+              </w:rPr>
+              <w:t xml:space="preserve">дальше </w:t>
+            </w:r>
+            <w:r>
+              <w:rPr>
+                <w:rFonts w:ascii="Times New Roman" w:hAnsi="Times New Roman" w:cs="Times New Roman"/>
+                <w:lang w:val="ru-RU"/>
+              </w:rPr>
+              <w:t>куда-нибудь в офис</w:t>
             </w:r>
           </w:p>
         </w:tc>
@@ -2607,21 +2913,8 @@
                 <w:rFonts w:ascii="Times New Roman" w:hAnsi="Times New Roman" w:cs="Times New Roman"/>
                 <w:lang w:val="ru-RU"/>
               </w:rPr>
-              <w:t xml:space="preserve">В рамках </w:t>
-            </w:r>
-            <w:r>
-              <w:rPr>
-                <w:rFonts w:ascii="Times New Roman" w:hAnsi="Times New Roman" w:cs="Times New Roman"/>
-                <w:lang w:val="en-US"/>
-              </w:rPr>
-              <w:t>MVP</w:t>
-            </w:r>
-            <w:r>
-              <w:rPr>
-                <w:rFonts w:ascii="Times New Roman" w:hAnsi="Times New Roman" w:cs="Times New Roman"/>
-                <w:lang w:val="ru-RU"/>
-              </w:rPr>
-              <w:t xml:space="preserve"> лишнее</w:t>
+              <w:lastRenderedPageBreak/>
+              <w:t>Далее работает, как и раньше</w:t>
             </w:r>
           </w:p>
         </w:tc>
@@ -2632,7 +2925,7 @@
         </w:trPr>
         <w:tc>
           <w:tcPr>
-            <w:tcW w:w="465" w:type="dxa"/>
+            <w:tcW w:w="557" w:type="dxa"/>
             <w:tcBorders>
               <w:top w:val="single" w:sz="8" w:space="0" w:color="000000"/>
               <w:left w:val="single" w:sz="8" w:space="0" w:color="000000"/>
@@ -2665,13 +2958,186 @@
                 <w:rFonts w:ascii="Times New Roman" w:hAnsi="Times New Roman" w:cs="Times New Roman"/>
                 <w:lang w:val="ru-RU"/>
               </w:rPr>
+              <w:t>1</w:t>
+            </w:r>
+          </w:p>
+        </w:tc>
+        <w:tc>
+          <w:tcPr>
+            <w:tcW w:w="1701" w:type="dxa"/>
+            <w:tcBorders>
+              <w:top w:val="single" w:sz="8" w:space="0" w:color="000000"/>
+              <w:left w:val="single" w:sz="8" w:space="0" w:color="000000"/>
+              <w:bottom w:val="single" w:sz="8" w:space="0" w:color="000000"/>
+              <w:right w:val="single" w:sz="8" w:space="0" w:color="000000"/>
+            </w:tcBorders>
+            <w:tcMar>
+              <w:top w:w="100" w:type="dxa"/>
+              <w:left w:w="100" w:type="dxa"/>
+              <w:bottom w:w="100" w:type="dxa"/>
+              <w:right w:w="100" w:type="dxa"/>
+            </w:tcMar>
+          </w:tcPr>
+          <w:p>
+            <w:pPr>
+              <w:jc w:val="center"/>
+              <w:rPr>
+                <w:rFonts w:ascii="Times New Roman" w:hAnsi="Times New Roman" w:cs="Times New Roman"/>
+                <w:lang w:val="ru-RU"/>
+              </w:rPr>
+            </w:pPr>
+            <w:r>
+              <w:rPr>
+                <w:rFonts w:ascii="Times New Roman" w:hAnsi="Times New Roman" w:cs="Times New Roman"/>
+                <w:lang w:val="ru-RU"/>
+              </w:rPr>
+              <w:t>АБС</w:t>
+            </w:r>
+          </w:p>
+          <w:p>
+            <w:pPr>
+              <w:jc w:val="center"/>
+              <w:rPr>
+                <w:rFonts w:ascii="Times New Roman" w:hAnsi="Times New Roman" w:cs="Times New Roman"/>
+                <w:lang w:val="ru-RU"/>
+              </w:rPr>
+            </w:pPr>
+            <w:r>
+              <w:rPr>
+                <w:rFonts w:ascii="Times New Roman" w:hAnsi="Times New Roman" w:cs="Times New Roman"/>
+                <w:lang w:val="ru-RU"/>
+              </w:rPr>
+              <w:t>Менеджеры</w:t>
+            </w:r>
+          </w:p>
+        </w:tc>
+        <w:tc>
+          <w:tcPr>
+            <w:tcW w:w="2835" w:type="dxa"/>
+            <w:tcBorders>
+              <w:top w:val="single" w:sz="8" w:space="0" w:color="000000"/>
+              <w:left w:val="single" w:sz="8" w:space="0" w:color="000000"/>
+              <w:bottom w:val="single" w:sz="8" w:space="0" w:color="000000"/>
+              <w:right w:val="single" w:sz="8" w:space="0" w:color="000000"/>
+            </w:tcBorders>
+            <w:tcMar>
+              <w:top w:w="100" w:type="dxa"/>
+              <w:left w:w="100" w:type="dxa"/>
+              <w:bottom w:w="100" w:type="dxa"/>
+              <w:right w:w="100" w:type="dxa"/>
+            </w:tcMar>
+          </w:tcPr>
+          <w:p>
+            <w:pPr>
+              <w:jc w:val="center"/>
+              <w:rPr>
+                <w:rFonts w:ascii="Times New Roman" w:hAnsi="Times New Roman" w:cs="Times New Roman"/>
+                <w:lang w:val="ru-RU"/>
+              </w:rPr>
+            </w:pPr>
+            <w:r>
+              <w:rPr>
+                <w:rFonts w:ascii="Times New Roman" w:hAnsi="Times New Roman" w:cs="Times New Roman"/>
+                <w:lang w:val="ru-RU"/>
+              </w:rPr>
+              <w:t xml:space="preserve">О новых заявках, изменениях сотрудники оповещаются автоматически </w:t>
+            </w:r>
+          </w:p>
+        </w:tc>
+        <w:tc>
+          <w:tcPr>
+            <w:tcW w:w="3112" w:type="dxa"/>
+            <w:tcBorders>
+              <w:top w:val="single" w:sz="8" w:space="0" w:color="000000"/>
+              <w:left w:val="single" w:sz="8" w:space="0" w:color="000000"/>
+              <w:bottom w:val="single" w:sz="8" w:space="0" w:color="000000"/>
+              <w:right w:val="single" w:sz="8" w:space="0" w:color="000000"/>
+            </w:tcBorders>
+            <w:tcMar>
+              <w:top w:w="100" w:type="dxa"/>
+              <w:left w:w="100" w:type="dxa"/>
+              <w:bottom w:w="100" w:type="dxa"/>
+              <w:right w:w="100" w:type="dxa"/>
+            </w:tcMar>
+          </w:tcPr>
+          <w:p>
+            <w:pPr>
+              <w:jc w:val="center"/>
+              <w:rPr>
+                <w:rFonts w:ascii="Times New Roman" w:hAnsi="Times New Roman" w:cs="Times New Roman"/>
+                <w:lang w:val="ru-RU"/>
+              </w:rPr>
+            </w:pPr>
+            <w:r>
+              <w:rPr>
+                <w:rFonts w:ascii="Times New Roman" w:hAnsi="Times New Roman" w:cs="Times New Roman"/>
+                <w:lang w:val="ru-RU"/>
+              </w:rPr>
+              <w:t xml:space="preserve">В рамках </w:t>
+            </w:r>
+            <w:r>
+              <w:rPr>
+                <w:rFonts w:ascii="Times New Roman" w:hAnsi="Times New Roman" w:cs="Times New Roman"/>
+                <w:lang w:val="en-US"/>
+              </w:rPr>
+              <w:t>MVP</w:t>
+            </w:r>
+            <w:r>
+              <w:rPr>
+                <w:rFonts w:ascii="Times New Roman" w:hAnsi="Times New Roman" w:cs="Times New Roman"/>
+                <w:lang w:val="ru-RU"/>
+              </w:rPr>
+              <w:t xml:space="preserve"> лишнее</w:t>
+            </w:r>
+          </w:p>
+        </w:tc>
+      </w:tr>
+      <w:tr>
+        <w:trPr>
+          <w:trHeight w:val="230"/>
+        </w:trPr>
+        <w:tc>
+          <w:tcPr>
+            <w:tcW w:w="557" w:type="dxa"/>
+            <w:tcBorders>
+              <w:top w:val="single" w:sz="8" w:space="0" w:color="000000"/>
+              <w:left w:val="single" w:sz="8" w:space="0" w:color="000000"/>
+              <w:bottom w:val="single" w:sz="8" w:space="0" w:color="000000"/>
+              <w:right w:val="single" w:sz="8" w:space="0" w:color="000000"/>
+            </w:tcBorders>
+            <w:tcMar>
+              <w:top w:w="100" w:type="dxa"/>
+              <w:left w:w="100" w:type="dxa"/>
+              <w:bottom w:w="100" w:type="dxa"/>
+              <w:right w:w="100" w:type="dxa"/>
+            </w:tcMar>
+          </w:tcPr>
+          <w:p>
+            <w:pPr>
+              <w:rPr>
+                <w:rFonts w:ascii="Times New Roman" w:hAnsi="Times New Roman" w:cs="Times New Roman"/>
+                <w:lang w:val="ru-RU"/>
+              </w:rPr>
+            </w:pPr>
+            <w:r>
+              <w:rPr>
+                <w:rFonts w:ascii="Times New Roman" w:hAnsi="Times New Roman" w:cs="Times New Roman"/>
+                <w:lang w:val="ru-RU"/>
+              </w:rPr>
+              <w:t>1</w:t>
+            </w:r>
+            <w:r>
+              <w:rPr>
+                <w:rFonts w:ascii="Times New Roman" w:hAnsi="Times New Roman" w:cs="Times New Roman"/>
+                <w:lang w:val="ru-RU"/>
+              </w:rPr>
               <w:t>2</w:t>
             </w:r>
           </w:p>
         </w:tc>
         <w:tc>
           <w:tcPr>
-            <w:tcW w:w="1793" w:type="dxa"/>
+            <w:tcW w:w="1701" w:type="dxa"/>
             <w:tcBorders>
               <w:top w:val="single" w:sz="8" w:space="0" w:color="000000"/>
               <w:left w:val="single" w:sz="8" w:space="0" w:color="000000"/>
@@ -3050,6 +3516,265 @@
               </w:rPr>
               <w:t>се сервисы должны работать 24/7 и быть доступны в 99,9% случаев</w:t>
             </w:r>
+          </w:p>
+        </w:tc>
+      </w:tr>
+      <w:tr>
+        <w:trPr>
+          <w:trHeight w:val="230"/>
+        </w:trPr>
+        <w:tc>
+          <w:tcPr>
+            <w:tcW w:w="465" w:type="dxa"/>
+            <w:tcBorders>
+              <w:top w:val="single" w:sz="8" w:space="0" w:color="000000"/>
+              <w:left w:val="single" w:sz="8" w:space="0" w:color="000000"/>
+              <w:bottom w:val="single" w:sz="8" w:space="0" w:color="000000"/>
+              <w:right w:val="single" w:sz="8" w:space="0" w:color="000000"/>
+            </w:tcBorders>
+            <w:tcMar>
+              <w:top w:w="100" w:type="dxa"/>
+              <w:left w:w="100" w:type="dxa"/>
+              <w:bottom w:w="100" w:type="dxa"/>
+              <w:right w:w="100" w:type="dxa"/>
+            </w:tcMar>
+          </w:tcPr>
+          <w:p>
+            <w:pPr>
+              <w:rPr>
+                <w:rFonts w:ascii="Times New Roman" w:hAnsi="Times New Roman" w:cs="Times New Roman"/>
+              </w:rPr>
+            </w:pPr>
+          </w:p>
+        </w:tc>
+        <w:tc>
+          <w:tcPr>
+            <w:tcW w:w="7725" w:type="dxa"/>
+            <w:tcBorders>
+              <w:top w:val="single" w:sz="8" w:space="0" w:color="000000"/>
+              <w:left w:val="single" w:sz="8" w:space="0" w:color="000000"/>
+              <w:bottom w:val="single" w:sz="8" w:space="0" w:color="000000"/>
+              <w:right w:val="single" w:sz="8" w:space="0" w:color="000000"/>
+            </w:tcBorders>
+            <w:shd w:val="clear" w:color="auto" w:fill="E5B8B7" w:themeFill="accent2" w:themeFillTint="66"/>
+            <w:tcMar>
+              <w:top w:w="100" w:type="dxa"/>
+              <w:left w:w="100" w:type="dxa"/>
+              <w:bottom w:w="100" w:type="dxa"/>
+              <w:right w:w="100" w:type="dxa"/>
+            </w:tcMar>
+          </w:tcPr>
+          <w:p>
+            <w:pPr>
+              <w:jc w:val="center"/>
+              <w:rPr>
+                <w:rFonts w:ascii="Times New Roman" w:hAnsi="Times New Roman" w:cs="Times New Roman"/>
+                <w:lang w:val="ru-RU"/>
+              </w:rPr>
+            </w:pPr>
+            <w:r>
+              <w:rPr>
+                <w:rFonts w:ascii="Times New Roman" w:hAnsi="Times New Roman" w:cs="Times New Roman"/>
+                <w:lang w:val="ru-RU"/>
+              </w:rPr>
+              <w:t>Очевидно,</w:t>
+            </w:r>
+            <w:r>
+              <w:rPr>
+                <w:rFonts w:ascii="Times New Roman" w:hAnsi="Times New Roman" w:cs="Times New Roman"/>
+                <w:lang w:val="ru-RU"/>
+              </w:rPr>
+              <w:t xml:space="preserve"> поставить </w:t>
+            </w:r>
+            <w:proofErr w:type="spellStart"/>
+            <w:r>
+              <w:rPr>
+                <w:rFonts w:ascii="Times New Roman" w:hAnsi="Times New Roman" w:cs="Times New Roman"/>
+                <w:lang w:val="en-US"/>
+              </w:rPr>
+              <w:t>RateLimiter</w:t>
+            </w:r>
+            <w:proofErr w:type="spellEnd"/>
+            <w:r>
+              <w:rPr>
+                <w:rFonts w:ascii="Times New Roman" w:hAnsi="Times New Roman" w:cs="Times New Roman"/>
+                <w:lang w:val="ru-RU"/>
+              </w:rPr>
+              <w:t>, если не поможет – другие решения с БД</w:t>
+            </w:r>
+            <w:r>
+              <w:rPr>
+                <w:rFonts w:ascii="Times New Roman" w:hAnsi="Times New Roman" w:cs="Times New Roman"/>
+                <w:lang w:val="ru-RU"/>
+              </w:rPr>
+              <w:t xml:space="preserve">. </w:t>
+            </w:r>
+            <w:r>
+              <w:rPr>
+                <w:rFonts w:ascii="Times New Roman" w:hAnsi="Times New Roman" w:cs="Times New Roman"/>
+                <w:lang w:val="ru-RU"/>
+              </w:rPr>
+              <w:t xml:space="preserve">Но </w:t>
+            </w:r>
+            <w:r>
+              <w:rPr>
+                <w:rFonts w:ascii="Times New Roman" w:hAnsi="Times New Roman" w:cs="Times New Roman"/>
+                <w:lang w:val="ru-RU"/>
+              </w:rPr>
+              <w:t>К</w:t>
+            </w:r>
+            <w:r>
+              <w:rPr>
+                <w:rFonts w:ascii="Times New Roman" w:hAnsi="Times New Roman" w:cs="Times New Roman"/>
+                <w:lang w:val="ru-RU"/>
+              </w:rPr>
+              <w:t xml:space="preserve">афка как </w:t>
+            </w:r>
+            <w:r>
+              <w:rPr>
+                <w:rFonts w:ascii="Times New Roman" w:hAnsi="Times New Roman" w:cs="Times New Roman"/>
+                <w:lang w:val="en-US"/>
+              </w:rPr>
+              <w:t>MVP</w:t>
+            </w:r>
+            <w:r>
+              <w:rPr>
+                <w:rFonts w:ascii="Times New Roman" w:hAnsi="Times New Roman" w:cs="Times New Roman"/>
+                <w:lang w:val="ru-RU"/>
+              </w:rPr>
+              <w:t xml:space="preserve"> </w:t>
+            </w:r>
+            <w:r>
+              <w:rPr>
+                <w:rFonts w:ascii="Times New Roman" w:hAnsi="Times New Roman" w:cs="Times New Roman"/>
+                <w:lang w:val="ru-RU"/>
+              </w:rPr>
+              <w:t>крайняя мера, притом, что как БД её не рекомендуется использовать, т.е. в будущем менять снова придется.</w:t>
+            </w:r>
+          </w:p>
+          <w:p>
+            <w:pPr>
+              <w:rPr>
+                <w:rFonts w:ascii="Times New Roman" w:hAnsi="Times New Roman" w:cs="Times New Roman"/>
+                <w:lang w:val="ru-RU"/>
+              </w:rPr>
+            </w:pPr>
+          </w:p>
+        </w:tc>
+      </w:tr>
+      <w:tr>
+        <w:trPr>
+          <w:trHeight w:val="230"/>
+        </w:trPr>
+        <w:tc>
+          <w:tcPr>
+            <w:tcW w:w="465" w:type="dxa"/>
+            <w:tcBorders>
+              <w:top w:val="single" w:sz="8" w:space="0" w:color="000000"/>
+              <w:left w:val="single" w:sz="8" w:space="0" w:color="000000"/>
+              <w:bottom w:val="single" w:sz="8" w:space="0" w:color="000000"/>
+              <w:right w:val="single" w:sz="8" w:space="0" w:color="000000"/>
+            </w:tcBorders>
+            <w:tcMar>
+              <w:top w:w="100" w:type="dxa"/>
+              <w:left w:w="100" w:type="dxa"/>
+              <w:bottom w:w="100" w:type="dxa"/>
+              <w:right w:w="100" w:type="dxa"/>
+            </w:tcMar>
+          </w:tcPr>
+          <w:p>
+            <w:pPr>
+              <w:rPr>
+                <w:rFonts w:ascii="Times New Roman" w:hAnsi="Times New Roman" w:cs="Times New Roman"/>
+              </w:rPr>
+            </w:pPr>
+          </w:p>
+        </w:tc>
+        <w:tc>
+          <w:tcPr>
+            <w:tcW w:w="7725" w:type="dxa"/>
+            <w:tcBorders>
+              <w:top w:val="single" w:sz="8" w:space="0" w:color="000000"/>
+              <w:left w:val="single" w:sz="8" w:space="0" w:color="000000"/>
+              <w:bottom w:val="single" w:sz="8" w:space="0" w:color="000000"/>
+              <w:right w:val="single" w:sz="8" w:space="0" w:color="000000"/>
+            </w:tcBorders>
+            <w:shd w:val="clear" w:color="auto" w:fill="E5B8B7" w:themeFill="accent2" w:themeFillTint="66"/>
+            <w:tcMar>
+              <w:top w:w="100" w:type="dxa"/>
+              <w:left w:w="100" w:type="dxa"/>
+              <w:bottom w:w="100" w:type="dxa"/>
+              <w:right w:w="100" w:type="dxa"/>
+            </w:tcMar>
+          </w:tcPr>
+          <w:p>
+            <w:pPr>
+              <w:rPr>
+                <w:rFonts w:ascii="Times New Roman" w:hAnsi="Times New Roman" w:cs="Times New Roman"/>
+                <w:lang w:val="ru-RU"/>
+              </w:rPr>
+            </w:pPr>
+            <w:r>
+              <w:rPr>
+                <w:rFonts w:ascii="Times New Roman" w:hAnsi="Times New Roman" w:cs="Times New Roman"/>
+                <w:lang w:val="ru-RU"/>
+              </w:rPr>
+              <w:t>Вертикально масштабирование БД АБС – «делай как хочешь, но БД мне со дна поднять».</w:t>
+            </w:r>
+          </w:p>
+        </w:tc>
+      </w:tr>
+      <w:tr>
+        <w:trPr>
+          <w:trHeight w:val="230"/>
+        </w:trPr>
+        <w:tc>
+          <w:tcPr>
+            <w:tcW w:w="465" w:type="dxa"/>
+            <w:tcBorders>
+              <w:top w:val="single" w:sz="8" w:space="0" w:color="000000"/>
+              <w:left w:val="single" w:sz="8" w:space="0" w:color="000000"/>
+              <w:bottom w:val="single" w:sz="8" w:space="0" w:color="000000"/>
+              <w:right w:val="single" w:sz="8" w:space="0" w:color="000000"/>
+            </w:tcBorders>
+            <w:tcMar>
+              <w:top w:w="100" w:type="dxa"/>
+              <w:left w:w="100" w:type="dxa"/>
+              <w:bottom w:w="100" w:type="dxa"/>
+              <w:right w:w="100" w:type="dxa"/>
+            </w:tcMar>
+          </w:tcPr>
+          <w:p>
+            <w:pPr>
+              <w:rPr>
+                <w:rFonts w:ascii="Times New Roman" w:hAnsi="Times New Roman" w:cs="Times New Roman"/>
+              </w:rPr>
+            </w:pPr>
+          </w:p>
+        </w:tc>
+        <w:tc>
+          <w:tcPr>
+            <w:tcW w:w="7725" w:type="dxa"/>
+            <w:tcBorders>
+              <w:top w:val="single" w:sz="8" w:space="0" w:color="000000"/>
+              <w:left w:val="single" w:sz="8" w:space="0" w:color="000000"/>
+              <w:bottom w:val="single" w:sz="8" w:space="0" w:color="000000"/>
+              <w:right w:val="single" w:sz="8" w:space="0" w:color="000000"/>
+            </w:tcBorders>
+            <w:tcMar>
+              <w:top w:w="100" w:type="dxa"/>
+              <w:left w:w="100" w:type="dxa"/>
+              <w:bottom w:w="100" w:type="dxa"/>
+              <w:right w:w="100" w:type="dxa"/>
+            </w:tcMar>
+          </w:tcPr>
+          <w:p>
+            <w:pPr>
+              <w:rPr>
+                <w:rFonts w:ascii="Times New Roman" w:hAnsi="Times New Roman" w:cs="Times New Roman"/>
+                <w:lang w:val="en-US"/>
+              </w:rPr>
+            </w:pPr>
           </w:p>
         </w:tc>
       </w:tr>
